--- a/data/BOLL/美股BOLL布林线监控报告-2026-10-13.docx
+++ b/data/BOLL/美股BOLL布林线监控报告-2026-10-13.docx
@@ -15,7 +15,7 @@
         <w:pStyle w:val="ListBullet"/>
       </w:pPr>
       <w:r>
-        <w:t>生成时间（美东）：2026-10-13 21:58:12 EDT</w:t>
+        <w:t>生成时间（美东）：2026-10-14 02:29:02 EDT</w:t>
       </w:r>
     </w:p>
     <w:p>
@@ -32,6 +32,14 @@
       </w:pPr>
       <w:r>
         <w:t>数据源优先级：Yahoo Chart API -&gt; yfinance（可选备用，无需额外配置）</w:t>
+      </w:r>
+    </w:p>
+    <w:p>
+      <w:pPr>
+        <w:pStyle w:val="ListBullet"/>
+      </w:pPr>
+      <w:r>
+        <w:t>提醒：当前美东交易日尚未收盘，本次使用最近可用交易日的收盘数据计算。</w:t>
       </w:r>
     </w:p>
     <w:p>
